--- a/docs/TPE_Communication_System_Project_Status_v2.0.docx
+++ b/docs/TPE_Communication_System_Project_Status_v2.0.docx
@@ -530,7 +530,7 @@
                 <w:color w:val="2C3E50"/>
                 <w:sz w:val="18"/>
               </w:rPr>
-              <w:t>Ashish Kumar Satyam  ·  TechDigital WishTree</w:t>
+              <w:t>Ashish Kumar Satyam</w:t>
             </w:r>
           </w:p>
         </w:tc>
@@ -582,7 +582,7 @@
                 <w:color w:val="2C3E50"/>
                 <w:sz w:val="18"/>
               </w:rPr>
-              <w:t>The Policy Exchange</w:t>
+              <w:t>The Policy Exchange (Fairvalue Insuretech Pvt. Ltd.)</w:t>
             </w:r>
           </w:p>
         </w:tc>
@@ -1189,7 +1189,7 @@
                 <w:color w:val="2C3E50"/>
                 <w:sz w:val="18"/>
               </w:rPr>
-              <w:t>Ashish Kumar Satyam, TechDigital WishTree</w:t>
+              <w:t>Ashish Kumar Satyam, The Policy Exchange (Fairvalue Insuretech Pvt. Ltd.)</w:t>
             </w:r>
           </w:p>
         </w:tc>
@@ -20560,7 +20560,7 @@
                 <w:color w:val="FFFFFF"/>
                 <w:sz w:val="18"/>
               </w:rPr>
-              <w:t>TechDigital WishTree  ·  for The Policy Exchange</w:t>
+              <w:t>The Policy Exchange (Fairvalue Insuretech Pvt. Ltd.)</w:t>
             </w:r>
           </w:p>
           <w:p>
